--- a/4. Software/Exam-style-questions.docx
+++ b/4. Software/Exam-style-questions.docx
@@ -578,14 +578,6 @@
     </w:tbl>
     <w:p>
       <w:pPr>
-        <w:rPr>
-          <w:sz w:val="24"/>
-          <w:szCs w:val="24"/>
-        </w:rPr>
-      </w:pPr>
-    </w:p>
-    <w:p>
-      <w:pPr>
         <w:pStyle w:val="IntenseQuote"/>
       </w:pPr>
       <w:r>
@@ -827,15 +819,13 @@
         </w:rPr>
         <w:t xml:space="preserve">Peripheral </w:t>
       </w:r>
-      <w:proofErr w:type="spellStart"/>
-      <w:r>
-        <w:rPr>
-          <w:sz w:val="24"/>
-          <w:szCs w:val="24"/>
-        </w:rPr>
-        <w:t>manegement</w:t>
-      </w:r>
-      <w:proofErr w:type="spellEnd"/>
+      <w:r>
+        <w:rPr>
+          <w:sz w:val="24"/>
+          <w:szCs w:val="24"/>
+        </w:rPr>
+        <w:t>management</w:t>
+      </w:r>
     </w:p>
     <w:p>
       <w:pPr>
@@ -1034,14 +1024,6 @@
     </w:p>
     <w:p>
       <w:pPr>
-        <w:rPr>
-          <w:sz w:val="24"/>
-          <w:szCs w:val="24"/>
-        </w:rPr>
-      </w:pPr>
-    </w:p>
-    <w:p>
-      <w:pPr>
         <w:pStyle w:val="IntenseQuote"/>
       </w:pPr>
       <w:r>
@@ -1088,12 +1070,19 @@
     </w:p>
     <w:p>
       <w:pPr>
-        <w:ind w:left="1490"/>
-        <w:rPr>
-          <w:sz w:val="24"/>
-          <w:szCs w:val="24"/>
-        </w:rPr>
-      </w:pPr>
+        <w:ind w:left="1490" w:firstLine="670"/>
+        <w:rPr>
+          <w:sz w:val="24"/>
+          <w:szCs w:val="24"/>
+        </w:rPr>
+      </w:pPr>
+      <w:r>
+        <w:rPr>
+          <w:sz w:val="24"/>
+          <w:szCs w:val="24"/>
+        </w:rPr>
+        <w:t xml:space="preserve">Low-level language consists of two types: assembly and machine code. It uses mnemonics and binary for coding while high-level language uses natural human language keywords like if, for, while, input and so on. </w:t>
+      </w:r>
     </w:p>
     <w:p>
       <w:pPr>
@@ -1124,6 +1113,22 @@
     </w:p>
     <w:p>
       <w:pPr>
+        <w:ind w:left="1490" w:firstLine="670"/>
+        <w:rPr>
+          <w:sz w:val="24"/>
+          <w:szCs w:val="24"/>
+        </w:rPr>
+      </w:pPr>
+      <w:r>
+        <w:rPr>
+          <w:sz w:val="24"/>
+          <w:szCs w:val="24"/>
+        </w:rPr>
+        <w:t>High-level languages are easy to learn, implement and debug because it contains the keywords which are easily understandable by programmers.</w:t>
+      </w:r>
+    </w:p>
+    <w:p>
+      <w:pPr>
         <w:pStyle w:val="ListParagraph"/>
         <w:numPr>
           <w:ilvl w:val="0"/>
@@ -1145,22 +1150,39 @@
     <w:p>
       <w:pPr>
         <w:pStyle w:val="ListParagraph"/>
-        <w:numPr>
-          <w:ilvl w:val="0"/>
-          <w:numId w:val="2"/>
-        </w:numPr>
-        <w:rPr>
-          <w:sz w:val="24"/>
-          <w:szCs w:val="24"/>
-        </w:rPr>
-      </w:pPr>
-      <w:r>
-        <w:rPr>
-          <w:sz w:val="24"/>
-          <w:szCs w:val="24"/>
-        </w:rPr>
-        <w:t>Qui needs to use a translator while writing the program. State what type of translator Qui should use, justify your choice.</w:t>
-      </w:r>
+        <w:ind w:left="2160"/>
+        <w:rPr>
+          <w:sz w:val="24"/>
+          <w:szCs w:val="24"/>
+        </w:rPr>
+      </w:pPr>
+    </w:p>
+    <w:p>
+      <w:pPr>
+        <w:pStyle w:val="ListParagraph"/>
+        <w:ind w:left="2160"/>
+        <w:rPr>
+          <w:sz w:val="24"/>
+          <w:szCs w:val="24"/>
+        </w:rPr>
+      </w:pPr>
+      <w:r>
+        <w:rPr>
+          <w:sz w:val="24"/>
+          <w:szCs w:val="24"/>
+        </w:rPr>
+        <w:t>When the program is going to be written for the specific machine or computer to consume very less memory, the programmer will prefer the low-level language.</w:t>
+      </w:r>
+    </w:p>
+    <w:p>
+      <w:pPr>
+        <w:pStyle w:val="ListParagraph"/>
+        <w:ind w:left="1490"/>
+        <w:rPr>
+          <w:sz w:val="24"/>
+          <w:szCs w:val="24"/>
+        </w:rPr>
+      </w:pPr>
     </w:p>
     <w:p>
       <w:pPr>
@@ -1179,14 +1201,111 @@
           <w:sz w:val="24"/>
           <w:szCs w:val="24"/>
         </w:rPr>
+        <w:t>Qui needs to use a translator while writing the program. State what type of translator Qui should use, justify your choice.</w:t>
+      </w:r>
+    </w:p>
+    <w:p>
+      <w:pPr>
+        <w:ind w:left="2160"/>
+        <w:rPr>
+          <w:sz w:val="24"/>
+          <w:szCs w:val="24"/>
+        </w:rPr>
+      </w:pPr>
+      <w:r>
+        <w:rPr>
+          <w:sz w:val="24"/>
+          <w:szCs w:val="24"/>
+        </w:rPr>
+        <w:t xml:space="preserve">During writing the program the interpreter is better choice because it will let the Qui know with every error of each currently writing line. </w:t>
+      </w:r>
+    </w:p>
+    <w:p>
+      <w:pPr>
+        <w:pStyle w:val="ListParagraph"/>
+        <w:numPr>
+          <w:ilvl w:val="0"/>
+          <w:numId w:val="2"/>
+        </w:numPr>
+        <w:rPr>
+          <w:sz w:val="24"/>
+          <w:szCs w:val="24"/>
+        </w:rPr>
+      </w:pPr>
+      <w:r>
+        <w:rPr>
+          <w:sz w:val="24"/>
+          <w:szCs w:val="24"/>
+        </w:rPr>
         <w:t xml:space="preserve">Qui uses the translator in his Integrated Development Environment (IDE). Describe the other features of an IDE that Qui can use to write and test his program. </w:t>
       </w:r>
     </w:p>
     <w:p>
       <w:pPr>
+        <w:pStyle w:val="ListParagraph"/>
+        <w:numPr>
+          <w:ilvl w:val="8"/>
+          <w:numId w:val="3"/>
+        </w:numPr>
+        <w:rPr>
+          <w:sz w:val="24"/>
+          <w:szCs w:val="24"/>
+        </w:rPr>
+      </w:pPr>
+      <w:r>
+        <w:rPr>
+          <w:sz w:val="24"/>
+          <w:szCs w:val="24"/>
+        </w:rPr>
+        <w:t>IntelliSense</w:t>
+      </w:r>
+    </w:p>
+    <w:p>
+      <w:pPr>
+        <w:pStyle w:val="ListParagraph"/>
+        <w:numPr>
+          <w:ilvl w:val="8"/>
+          <w:numId w:val="3"/>
+        </w:numPr>
+        <w:rPr>
+          <w:sz w:val="24"/>
+          <w:szCs w:val="24"/>
+        </w:rPr>
+      </w:pPr>
+      <w:r>
+        <w:rPr>
+          <w:sz w:val="24"/>
+          <w:szCs w:val="24"/>
+        </w:rPr>
+        <w:t>Command palette</w:t>
+      </w:r>
+    </w:p>
+    <w:p>
+      <w:pPr>
+        <w:pStyle w:val="ListParagraph"/>
+        <w:numPr>
+          <w:ilvl w:val="8"/>
+          <w:numId w:val="3"/>
+        </w:numPr>
+        <w:rPr>
+          <w:sz w:val="24"/>
+          <w:szCs w:val="24"/>
+        </w:rPr>
+      </w:pPr>
+      <w:r>
+        <w:rPr>
+          <w:sz w:val="24"/>
+          <w:szCs w:val="24"/>
+        </w:rPr>
+        <w:t xml:space="preserve">Built-in Git </w:t>
+      </w:r>
+    </w:p>
+    <w:p>
+      <w:pPr>
         <w:pStyle w:val="IntenseQuote"/>
       </w:pPr>
       <w:r>
+        <w:lastRenderedPageBreak/>
         <w:t xml:space="preserve">QUESTION 8. </w:t>
       </w:r>
     </w:p>
@@ -1204,6 +1323,73 @@
         </w:rPr>
         <w:t>Explain the role of the operating system in a computer.</w:t>
       </w:r>
+    </w:p>
+    <w:p>
+      <w:pPr>
+        <w:rPr>
+          <w:sz w:val="24"/>
+          <w:szCs w:val="24"/>
+        </w:rPr>
+      </w:pPr>
+      <w:r>
+        <w:rPr>
+          <w:sz w:val="24"/>
+          <w:szCs w:val="24"/>
+        </w:rPr>
+        <w:t xml:space="preserve">Answer:  </w:t>
+      </w:r>
+      <w:r>
+        <w:rPr>
+          <w:sz w:val="24"/>
+          <w:szCs w:val="24"/>
+        </w:rPr>
+        <w:tab/>
+        <w:t>Role of Operating system</w:t>
+      </w:r>
+    </w:p>
+    <w:p>
+      <w:pPr>
+        <w:rPr>
+          <w:sz w:val="24"/>
+          <w:szCs w:val="24"/>
+        </w:rPr>
+      </w:pPr>
+      <w:r>
+        <w:rPr>
+          <w:sz w:val="24"/>
+          <w:szCs w:val="24"/>
+        </w:rPr>
+        <w:tab/>
+      </w:r>
+      <w:r>
+        <w:rPr>
+          <w:sz w:val="24"/>
+          <w:szCs w:val="24"/>
+        </w:rPr>
+        <w:t>Operating system plays a variety of roles in a computer such as: providing an interface, file management, memory management, peripheral handling, managing multitasking, controlling users accounts. (</w:t>
+      </w:r>
+      <w:r>
+        <w:rPr>
+          <w:sz w:val="24"/>
+          <w:szCs w:val="24"/>
+        </w:rPr>
+        <w:t>https://github.com/anwar-513/CAMBRIDGE-IGCSE-O-LEVEL-COMPUTER-SCIENCE-/blob/master/4.%20Software/Notes.docx</w:t>
+      </w:r>
+      <w:r>
+        <w:rPr>
+          <w:sz w:val="24"/>
+          <w:szCs w:val="24"/>
+        </w:rPr>
+        <w:t>)</w:t>
+      </w:r>
+    </w:p>
+    <w:p>
+      <w:pPr>
+        <w:rPr>
+          <w:sz w:val="24"/>
+          <w:szCs w:val="24"/>
+        </w:rPr>
+      </w:pPr>
       <w:r>
         <w:rPr>
           <w:sz w:val="24"/>
@@ -1211,6 +1397,14 @@
         </w:rPr>
         <w:t xml:space="preserve"> </w:t>
       </w:r>
+    </w:p>
+    <w:p>
+      <w:pPr>
+        <w:rPr>
+          <w:sz w:val="24"/>
+          <w:szCs w:val="24"/>
+        </w:rPr>
+      </w:pPr>
     </w:p>
     <w:sectPr>
       <w:pgSz w:w="12240" w:h="15840"/>
@@ -2719,4 +2913,16 @@
   <a:objectDefaults/>
   <a:extraClrSchemeLst/>
 </a:theme>
+</file>
+
+<file path=customXml/item1.xml><?xml version="1.0" encoding="utf-8"?>
+<b:Sources xmlns:b="http://schemas.openxmlformats.org/officeDocument/2006/bibliography" xmlns="http://schemas.openxmlformats.org/officeDocument/2006/bibliography" SelectedStyle="\APASixthEditionOfficeOnline.xsl" StyleName="APA" Version="6"/>
+</file>
+
+<file path=customXml/itemProps1.xml><?xml version="1.0" encoding="utf-8"?>
+<ds:datastoreItem xmlns:ds="http://schemas.openxmlformats.org/officeDocument/2006/customXml" ds:itemID="{33153691-FCB2-4F28-8066-6BDA992FC33A}">
+  <ds:schemaRefs>
+    <ds:schemaRef ds:uri="http://schemas.openxmlformats.org/officeDocument/2006/bibliography"/>
+  </ds:schemaRefs>
+</ds:datastoreItem>
 </file>